--- a/artifacts/LGL-04/build/settlement-agreement-no-ip-indemnity.docx
+++ b/artifacts/LGL-04/build/settlement-agreement-no-ip-indemnity.docx
@@ -8,15 +8,6 @@
         <w:pStyle w:val="Heading1"/>
       </w:pPr>
       <w:r>
-        <w:rPr>
-          <w:rStyle w:val="SectionNumber"/>
-        </w:rPr>
-        <w:t xml:space="preserve">1</w:t>
-      </w:r>
-      <w:r>
-        <w:tab/>
-      </w:r>
-      <w:r>
         <w:t xml:space="preserve">Settlement Agreement and Mutual Release</w:t>
       </w:r>
     </w:p>
@@ -179,15 +170,6 @@
       <w:pPr>
         <w:pStyle w:val="Heading2"/>
       </w:pPr>
-      <w:r>
-        <w:rPr>
-          <w:rStyle w:val="SectionNumber"/>
-        </w:rPr>
-        <w:t xml:space="preserve">1.1</w:t>
-      </w:r>
-      <w:r>
-        <w:tab/>
-      </w:r>
       <w:r>
         <w:t xml:space="preserve">Recitals</w:t>
       </w:r>
@@ -565,15 +547,6 @@
         <w:pStyle w:val="Heading2"/>
       </w:pPr>
       <w:r>
-        <w:rPr>
-          <w:rStyle w:val="SectionNumber"/>
-        </w:rPr>
-        <w:t xml:space="preserve">1.2</w:t>
-      </w:r>
-      <w:r>
-        <w:tab/>
-      </w:r>
-      <w:r>
         <w:t xml:space="preserve">1. Definitions</w:t>
       </w:r>
     </w:p>
@@ -874,15 +847,6 @@
         <w:pStyle w:val="Heading2"/>
       </w:pPr>
       <w:r>
-        <w:rPr>
-          <w:rStyle w:val="SectionNumber"/>
-        </w:rPr>
-        <w:t xml:space="preserve">1.3</w:t>
-      </w:r>
-      <w:r>
-        <w:tab/>
-      </w:r>
-      <w:r>
         <w:t xml:space="preserve">2. Effectiveness and Conditions</w:t>
       </w:r>
     </w:p>
@@ -946,15 +910,6 @@
       <w:pPr>
         <w:pStyle w:val="Heading2"/>
       </w:pPr>
-      <w:r>
-        <w:rPr>
-          <w:rStyle w:val="SectionNumber"/>
-        </w:rPr>
-        <w:t xml:space="preserve">1.4</w:t>
-      </w:r>
-      <w:r>
-        <w:tab/>
-      </w:r>
       <w:r>
         <w:t xml:space="preserve">3. Settlement Payment</w:t>
       </w:r>
@@ -1187,15 +1142,6 @@
         <w:pStyle w:val="Heading2"/>
       </w:pPr>
       <w:r>
-        <w:rPr>
-          <w:rStyle w:val="SectionNumber"/>
-        </w:rPr>
-        <w:t xml:space="preserve">1.5</w:t>
-      </w:r>
-      <w:r>
-        <w:tab/>
-      </w:r>
-      <w:r>
         <w:t xml:space="preserve">4. Outstanding Invoices and Account Reconciliation</w:t>
       </w:r>
     </w:p>
@@ -1291,15 +1237,6 @@
         <w:pStyle w:val="Heading2"/>
       </w:pPr>
       <w:r>
-        <w:rPr>
-          <w:rStyle w:val="SectionNumber"/>
-        </w:rPr>
-        <w:t xml:space="preserve">1.6</w:t>
-      </w:r>
-      <w:r>
-        <w:tab/>
-      </w:r>
-      <w:r>
         <w:t xml:space="preserve">5. Termination of the HSA and Transition</w:t>
       </w:r>
     </w:p>
@@ -1431,15 +1368,6 @@
         <w:pStyle w:val="Heading2"/>
       </w:pPr>
       <w:r>
-        <w:rPr>
-          <w:rStyle w:val="SectionNumber"/>
-        </w:rPr>
-        <w:t xml:space="preserve">1.7</w:t>
-      </w:r>
-      <w:r>
-        <w:tab/>
-      </w:r>
-      <w:r>
         <w:t xml:space="preserve">6. Data Return, Deletion, and Certification</w:t>
       </w:r>
     </w:p>
@@ -1571,15 +1499,6 @@
         <w:pStyle w:val="Heading2"/>
       </w:pPr>
       <w:r>
-        <w:rPr>
-          <w:rStyle w:val="SectionNumber"/>
-        </w:rPr>
-        <w:t xml:space="preserve">1.8</w:t>
-      </w:r>
-      <w:r>
-        <w:tab/>
-      </w:r>
-      <w:r>
         <w:t xml:space="preserve">7. Mutual Release</w:t>
       </w:r>
     </w:p>
@@ -1699,15 +1618,6 @@
         <w:pStyle w:val="Heading2"/>
       </w:pPr>
       <w:r>
-        <w:rPr>
-          <w:rStyle w:val="SectionNumber"/>
-        </w:rPr>
-        <w:t xml:space="preserve">1.9</w:t>
-      </w:r>
-      <w:r>
-        <w:tab/>
-      </w:r>
-      <w:r>
         <w:t xml:space="preserve">8. Covenant Not to Sue</w:t>
       </w:r>
     </w:p>
@@ -1772,15 +1682,6 @@
         <w:pStyle w:val="Heading2"/>
       </w:pPr>
       <w:r>
-        <w:rPr>
-          <w:rStyle w:val="SectionNumber"/>
-        </w:rPr>
-        <w:t xml:space="preserve">1.10</w:t>
-      </w:r>
-      <w:r>
-        <w:tab/>
-      </w:r>
-      <w:r>
         <w:t xml:space="preserve">9. Limitation of Liability</w:t>
       </w:r>
     </w:p>
@@ -1863,15 +1764,6 @@
         <w:pStyle w:val="Heading2"/>
       </w:pPr>
       <w:r>
-        <w:rPr>
-          <w:rStyle w:val="SectionNumber"/>
-        </w:rPr>
-        <w:t xml:space="preserve">1.11</w:t>
-      </w:r>
-      <w:r>
-        <w:tab/>
-      </w:r>
-      <w:r>
         <w:t xml:space="preserve">10. No Admission of Liability</w:t>
       </w:r>
     </w:p>
@@ -1918,15 +1810,6 @@
         <w:pStyle w:val="Heading2"/>
       </w:pPr>
       <w:r>
-        <w:rPr>
-          <w:rStyle w:val="SectionNumber"/>
-        </w:rPr>
-        <w:t xml:space="preserve">1.12</w:t>
-      </w:r>
-      <w:r>
-        <w:tab/>
-      </w:r>
-      <w:r>
         <w:t xml:space="preserve">11. Representations and Warranties</w:t>
       </w:r>
     </w:p>
@@ -2045,15 +1928,6 @@
         <w:pStyle w:val="Heading2"/>
       </w:pPr>
       <w:r>
-        <w:rPr>
-          <w:rStyle w:val="SectionNumber"/>
-        </w:rPr>
-        <w:t xml:space="preserve">1.13</w:t>
-      </w:r>
-      <w:r>
-        <w:tab/>
-      </w:r>
-      <w:r>
         <w:t xml:space="preserve">12. Confidentiality</w:t>
       </w:r>
     </w:p>
@@ -2161,15 +2035,6 @@
         <w:pStyle w:val="Heading2"/>
       </w:pPr>
       <w:r>
-        <w:rPr>
-          <w:rStyle w:val="SectionNumber"/>
-        </w:rPr>
-        <w:t xml:space="preserve">1.14</w:t>
-      </w:r>
-      <w:r>
-        <w:tab/>
-      </w:r>
-      <w:r>
         <w:t xml:space="preserve">13. Non-Disparagement</w:t>
       </w:r>
     </w:p>
@@ -2188,15 +2053,6 @@
         <w:pStyle w:val="Heading2"/>
       </w:pPr>
       <w:r>
-        <w:rPr>
-          <w:rStyle w:val="SectionNumber"/>
-        </w:rPr>
-        <w:t xml:space="preserve">1.15</w:t>
-      </w:r>
-      <w:r>
-        <w:tab/>
-      </w:r>
-      <w:r>
         <w:t xml:space="preserve">14. Notices</w:t>
       </w:r>
     </w:p>
@@ -2327,15 +2183,6 @@
         <w:pStyle w:val="Heading2"/>
       </w:pPr>
       <w:r>
-        <w:rPr>
-          <w:rStyle w:val="SectionNumber"/>
-        </w:rPr>
-        <w:t xml:space="preserve">1.16</w:t>
-      </w:r>
-      <w:r>
-        <w:tab/>
-      </w:r>
-      <w:r>
         <w:t xml:space="preserve">15. Governing Law, Venue, and Dispute Resolution</w:t>
       </w:r>
     </w:p>
@@ -2418,15 +2265,6 @@
         <w:pStyle w:val="Heading2"/>
       </w:pPr>
       <w:r>
-        <w:rPr>
-          <w:rStyle w:val="SectionNumber"/>
-        </w:rPr>
-        <w:t xml:space="preserve">1.17</w:t>
-      </w:r>
-      <w:r>
-        <w:tab/>
-      </w:r>
-      <w:r>
         <w:t xml:space="preserve">16. Remedies for Breach of this Agreement</w:t>
       </w:r>
     </w:p>
@@ -2509,15 +2347,6 @@
         <w:pStyle w:val="Heading2"/>
       </w:pPr>
       <w:r>
-        <w:rPr>
-          <w:rStyle w:val="SectionNumber"/>
-        </w:rPr>
-        <w:t xml:space="preserve">1.18</w:t>
-      </w:r>
-      <w:r>
-        <w:tab/>
-      </w:r>
-      <w:r>
         <w:t xml:space="preserve">17. Miscellaneous</w:t>
       </w:r>
     </w:p>
@@ -2732,15 +2561,6 @@
         <w:pStyle w:val="Heading2"/>
       </w:pPr>
       <w:r>
-        <w:rPr>
-          <w:rStyle w:val="SectionNumber"/>
-        </w:rPr>
-        <w:t xml:space="preserve">1.19</w:t>
-      </w:r>
-      <w:r>
-        <w:tab/>
-      </w:r>
-      <w:r>
         <w:t xml:space="preserve">Signature Page</w:t>
       </w:r>
     </w:p>
@@ -2936,15 +2756,6 @@
       <w:pPr>
         <w:pStyle w:val="Heading2"/>
       </w:pPr>
-      <w:r>
-        <w:rPr>
-          <w:rStyle w:val="SectionNumber"/>
-        </w:rPr>
-        <w:t xml:space="preserve">1.20</w:t>
-      </w:r>
-      <w:r>
-        <w:tab/>
-      </w:r>
       <w:r>
         <w:t xml:space="preserve">Exhibit A — Outage and Availability Schedule</w:t>
       </w:r>
@@ -3459,15 +3270,6 @@
         <w:pStyle w:val="Heading2"/>
       </w:pPr>
       <w:r>
-        <w:rPr>
-          <w:rStyle w:val="SectionNumber"/>
-        </w:rPr>
-        <w:t xml:space="preserve">1.21</w:t>
-      </w:r>
-      <w:r>
-        <w:tab/>
-      </w:r>
-      <w:r>
         <w:t xml:space="preserve">Exhibit B — Form of Certificate of Data Deletion</w:t>
       </w:r>
     </w:p>
@@ -3625,15 +3427,6 @@
         <w:pStyle w:val="Heading2"/>
       </w:pPr>
       <w:r>
-        <w:rPr>
-          <w:rStyle w:val="SectionNumber"/>
-        </w:rPr>
-        <w:t xml:space="preserve">1.22</w:t>
-      </w:r>
-      <w:r>
-        <w:tab/>
-      </w:r>
-      <w:r>
         <w:t xml:space="preserve">Exhibit C — Joint Statement</w:t>
       </w:r>
     </w:p>
@@ -3660,15 +3453,6 @@
         <w:pStyle w:val="Heading2"/>
       </w:pPr>
       <w:r>
-        <w:rPr>
-          <w:rStyle w:val="SectionNumber"/>
-        </w:rPr>
-        <w:t xml:space="preserve">1.23</w:t>
-      </w:r>
-      <w:r>
-        <w:tab/>
-      </w:r>
-      <w:r>
         <w:t xml:space="preserve">Exhibit D — Statement of Claimed Damages</w:t>
       </w:r>
     </w:p>
@@ -3685,15 +3469,6 @@
       <w:pPr>
         <w:pStyle w:val="Heading3"/>
       </w:pPr>
-      <w:r>
-        <w:rPr>
-          <w:rStyle w:val="SectionNumber"/>
-        </w:rPr>
-        <w:t xml:space="preserve">1.23.1</w:t>
-      </w:r>
-      <w:r>
-        <w:tab/>
-      </w:r>
       <w:r>
         <w:t xml:space="preserve">D.1 Item 1 — Internal Incident-Response and Remediation Labor</w:t>
       </w:r>
@@ -4013,15 +3788,6 @@
       <w:pPr>
         <w:pStyle w:val="Heading3"/>
       </w:pPr>
-      <w:r>
-        <w:rPr>
-          <w:rStyle w:val="SectionNumber"/>
-        </w:rPr>
-        <w:t xml:space="preserve">1.23.2</w:t>
-      </w:r>
-      <w:r>
-        <w:tab/>
-      </w:r>
       <w:r>
         <w:t xml:space="preserve">D.2 Item 2 — Service Credits Issued by Atticus Dundee to Its Customers</w:t>
       </w:r>
@@ -4198,15 +3964,6 @@
         <w:pStyle w:val="Heading3"/>
       </w:pPr>
       <w:r>
-        <w:rPr>
-          <w:rStyle w:val="SectionNumber"/>
-        </w:rPr>
-        <w:t xml:space="preserve">1.23.3</w:t>
-      </w:r>
-      <w:r>
-        <w:tab/>
-      </w:r>
-      <w:r>
         <w:t xml:space="preserve">D.3 Item 3 — Expedited Migration Costs</w:t>
       </w:r>
     </w:p>
@@ -4421,15 +4178,6 @@
         <w:pStyle w:val="Heading3"/>
       </w:pPr>
       <w:r>
-        <w:rPr>
-          <w:rStyle w:val="SectionNumber"/>
-        </w:rPr>
-        <w:t xml:space="preserve">1.23.4</w:t>
-      </w:r>
-      <w:r>
-        <w:tab/>
-      </w:r>
-      <w:r>
         <w:t xml:space="preserve">D.4 Item 4 — Third-Party Forensic Review</w:t>
       </w:r>
     </w:p>
@@ -4609,15 +4357,6 @@
         <w:pStyle w:val="Heading3"/>
       </w:pPr>
       <w:r>
-        <w:rPr>
-          <w:rStyle w:val="SectionNumber"/>
-        </w:rPr>
-        <w:t xml:space="preserve">1.23.5</w:t>
-      </w:r>
-      <w:r>
-        <w:tab/>
-      </w:r>
-      <w:r>
         <w:t xml:space="preserve">D.5 Summary</w:t>
       </w:r>
     </w:p>
@@ -4860,15 +4599,6 @@
         <w:pStyle w:val="Heading2"/>
       </w:pPr>
       <w:r>
-        <w:rPr>
-          <w:rStyle w:val="SectionNumber"/>
-        </w:rPr>
-        <w:t xml:space="preserve">1.24</w:t>
-      </w:r>
-      <w:r>
-        <w:tab/>
-      </w:r>
-      <w:r>
         <w:t xml:space="preserve">Exhibit E — Relevant Provisions of the HSA and the SLA</w:t>
       </w:r>
     </w:p>
@@ -4885,15 +4615,6 @@
       <w:pPr>
         <w:pStyle w:val="Heading3"/>
       </w:pPr>
-      <w:r>
-        <w:rPr>
-          <w:rStyle w:val="SectionNumber"/>
-        </w:rPr>
-        <w:t xml:space="preserve">1.24.1</w:t>
-      </w:r>
-      <w:r>
-        <w:tab/>
-      </w:r>
       <w:r>
         <w:t xml:space="preserve">E.1 SLA Section 4.1 (Availability Commitment)</w:t>
       </w:r>
@@ -4922,15 +4643,6 @@
         <w:pStyle w:val="Heading3"/>
       </w:pPr>
       <w:r>
-        <w:rPr>
-          <w:rStyle w:val="SectionNumber"/>
-        </w:rPr>
-        <w:t xml:space="preserve">1.24.2</w:t>
-      </w:r>
-      <w:r>
-        <w:tab/>
-      </w:r>
-      <w:r>
         <w:t xml:space="preserve">E.2 SLA Section 4.2 (Measurement)</w:t>
       </w:r>
     </w:p>
@@ -4961,15 +4673,6 @@
         <w:pStyle w:val="Heading3"/>
       </w:pPr>
       <w:r>
-        <w:rPr>
-          <w:rStyle w:val="SectionNumber"/>
-        </w:rPr>
-        <w:t xml:space="preserve">1.24.3</w:t>
-      </w:r>
-      <w:r>
-        <w:tab/>
-      </w:r>
-      <w:r>
         <w:t xml:space="preserve">E.3 SLA Section 4.3 (Exclusions)</w:t>
       </w:r>
     </w:p>
@@ -4988,15 +4691,6 @@
         <w:pStyle w:val="Heading3"/>
       </w:pPr>
       <w:r>
-        <w:rPr>
-          <w:rStyle w:val="SectionNumber"/>
-        </w:rPr>
-        <w:t xml:space="preserve">1.24.4</w:t>
-      </w:r>
-      <w:r>
-        <w:tab/>
-      </w:r>
-      <w:r>
         <w:t xml:space="preserve">E.4 SLA Section 4.4 (Service Credits)</w:t>
       </w:r>
     </w:p>
@@ -5015,15 +4709,6 @@
         <w:pStyle w:val="Heading3"/>
       </w:pPr>
       <w:r>
-        <w:rPr>
-          <w:rStyle w:val="SectionNumber"/>
-        </w:rPr>
-        <w:t xml:space="preserve">1.24.5</w:t>
-      </w:r>
-      <w:r>
-        <w:tab/>
-      </w:r>
-      <w:r>
         <w:t xml:space="preserve">E.5 SLA Section 4.5 (Credit Procedure)</w:t>
       </w:r>
     </w:p>
@@ -5042,15 +4727,6 @@
         <w:pStyle w:val="Heading3"/>
       </w:pPr>
       <w:r>
-        <w:rPr>
-          <w:rStyle w:val="SectionNumber"/>
-        </w:rPr>
-        <w:t xml:space="preserve">1.24.6</w:t>
-      </w:r>
-      <w:r>
-        <w:tab/>
-      </w:r>
-      <w:r>
         <w:t xml:space="preserve">E.6 SLA Section 4.6 (Exclusive Remedy)</w:t>
       </w:r>
     </w:p>
@@ -5069,15 +4745,6 @@
         <w:pStyle w:val="Heading3"/>
       </w:pPr>
       <w:r>
-        <w:rPr>
-          <w:rStyle w:val="SectionNumber"/>
-        </w:rPr>
-        <w:t xml:space="preserve">1.24.7</w:t>
-      </w:r>
-      <w:r>
-        <w:tab/>
-      </w:r>
-      <w:r>
         <w:t xml:space="preserve">E.7 HSA Section 11.2 (Limitation of Liability)</w:t>
       </w:r>
     </w:p>
@@ -5096,15 +4763,6 @@
         <w:pStyle w:val="Heading3"/>
       </w:pPr>
       <w:r>
-        <w:rPr>
-          <w:rStyle w:val="SectionNumber"/>
-        </w:rPr>
-        <w:t xml:space="preserve">1.24.8</w:t>
-      </w:r>
-      <w:r>
-        <w:tab/>
-      </w:r>
-      <w:r>
         <w:t xml:space="preserve">E.8 HSA Section 11.3 (Waiver of Consequential Damages)</w:t>
       </w:r>
     </w:p>
@@ -5123,15 +4781,6 @@
         <w:pStyle w:val="Heading3"/>
       </w:pPr>
       <w:r>
-        <w:rPr>
-          <w:rStyle w:val="SectionNumber"/>
-        </w:rPr>
-        <w:t xml:space="preserve">1.24.9</w:t>
-      </w:r>
-      <w:r>
-        <w:tab/>
-      </w:r>
-      <w:r>
         <w:t xml:space="preserve">E.9 HSA Section 12.1 (Termination)</w:t>
       </w:r>
     </w:p>
@@ -5149,15 +4798,6 @@
       <w:pPr>
         <w:pStyle w:val="Heading3"/>
       </w:pPr>
-      <w:r>
-        <w:rPr>
-          <w:rStyle w:val="SectionNumber"/>
-        </w:rPr>
-        <w:t xml:space="preserve">1.24.10</w:t>
-      </w:r>
-      <w:r>
-        <w:tab/>
-      </w:r>
       <w:r>
         <w:t xml:space="preserve">E.10 HSA Section 12.5 (Transition Assistance)</w:t>
       </w:r>
